--- a/static/downloads/es/docx/layer-1/exit-protocol.docx
+++ b/static/downloads/es/docx/layer-1/exit-protocol.docx
@@ -87,7 +87,7 @@
         <w:t xml:space="preserve"> </w:t>
       </w:r>
       <w:r>
-        <w:t xml:space="preserve">2026-06-26</w:t>
+        <w:t xml:space="preserve">2026-07-07</w:t>
       </w:r>
     </w:p>
     <w:p>
@@ -345,8 +345,14 @@
     </w:p>
     <w:p>
       <w:pPr>
-        <w:pStyle w:val="BlockText"/>
-      </w:pPr>
+        <w:pStyle w:val="BodyText"/>
+      </w:pPr>
+      <w:r>
+        <w:t xml:space="preserve">&gt;</w:t>
+      </w:r>
+      <w:r>
+        <w:t xml:space="preserve"> </w:t>
+      </w:r>
       <w:r>
         <w:rPr>
           <w:b/>
@@ -354,19 +360,29 @@
         </w:rPr>
         <w:t xml:space="preserve">Justificación — ¿Por qué facilitar la salida sin fricciones</w:t>
       </w:r>
-    </w:p>
-    <w:p>
-      <w:pPr>
-        <w:pStyle w:val="BlockText"/>
-      </w:pPr>
-      <w:r>
-        <w:t xml:space="preserve">Una comunidad de la que es difícil salir no es una comunidad — es una trampa. La salida voluntaria DEBE estar disponible en todo momento, sin interrogatorios, períodos de preaviso ni castigos, porque el derecho a retirar el consentimiento es lo que hace real cada otro acto de consentimiento. Conservar el historial de contribuciones por separado garantiza que irse no borre el trabajo que la persona realizó.</w:t>
-      </w:r>
-    </w:p>
-    <w:p>
-      <w:pPr>
-        <w:pStyle w:val="BlockText"/>
-      </w:pPr>
+      <w:r>
+        <w:t xml:space="preserve"> </w:t>
+      </w:r>
+      <w:r>
+        <w:t xml:space="preserve">&gt;</w:t>
+      </w:r>
+      <w:r>
+        <w:t xml:space="preserve"> </w:t>
+      </w:r>
+      <w:r>
+        <w:t xml:space="preserve">&gt; Una comunidad de la que es difícil salir no es una comunidad — es una trampa. La salida voluntaria DEBE estar disponible en todo momento, sin interrogatorios, períodos de preaviso ni castigos, porque el derecho a retirar el consentimiento es lo que hace real cada otro acto de consentimiento. Conservar el historial de contribuciones por separado garantiza que irse no borre el trabajo que la persona realizó.</w:t>
+      </w:r>
+    </w:p>
+    <w:p>
+      <w:pPr>
+        <w:pStyle w:val="BodyText"/>
+      </w:pPr>
+      <w:r>
+        <w:t xml:space="preserve">&gt;</w:t>
+      </w:r>
+      <w:r>
+        <w:t xml:space="preserve"> </w:t>
+      </w:r>
       <w:r>
         <w:rPr>
           <w:b/>
@@ -374,13 +390,17 @@
         </w:rPr>
         <w:t xml:space="preserve">Instrucciones — Cómo completar esta sección</w:t>
       </w:r>
-    </w:p>
-    <w:p>
-      <w:pPr>
-        <w:pStyle w:val="BlockText"/>
-      </w:pPr>
-      <w:r>
-        <w:t xml:space="preserve">Describe el canal para solicitar la salida, el tiempo hasta la revocación de acceso, qué registros se conservan y la transición de estado resultante.</w:t>
+      <w:r>
+        <w:t xml:space="preserve"> </w:t>
+      </w:r>
+      <w:r>
+        <w:t xml:space="preserve">&gt;</w:t>
+      </w:r>
+      <w:r>
+        <w:t xml:space="preserve"> </w:t>
+      </w:r>
+      <w:r>
+        <w:t xml:space="preserve">&gt; Describe el canal para solicitar la salida, el tiempo hasta la revocación de acceso, qué registros se conservan y la transición de estado resultante.</w:t>
       </w:r>
     </w:p>
     <w:p>
@@ -544,8 +564,14 @@
     </w:p>
     <w:p>
       <w:pPr>
-        <w:pStyle w:val="BlockText"/>
-      </w:pPr>
+        <w:pStyle w:val="BodyText"/>
+      </w:pPr>
+      <w:r>
+        <w:t xml:space="preserve">&gt;</w:t>
+      </w:r>
+      <w:r>
+        <w:t xml:space="preserve"> </w:t>
+      </w:r>
       <w:r>
         <w:rPr>
           <w:b/>
@@ -553,19 +579,29 @@
         </w:rPr>
         <w:t xml:space="preserve">Justificación — ¿Por qué condicionar la expulsión a la Capa 4</w:t>
       </w:r>
-    </w:p>
-    <w:p>
-      <w:pPr>
-        <w:pStyle w:val="BlockText"/>
-      </w:pPr>
-      <w:r>
-        <w:t xml:space="preserve">La expulsión es el poder más severo que la comunidad ejerce sobre una persona. Si puede ser ejercido por cualquiera con suficiente influencia social, la membresía no vale nada. Exigir una decisión concluida de rendición de cuentas en la Capa 4 — con motivos por escrito, una notificación y un período mínimo de bloqueo para re-solicitud — convierte la expulsión de un acto de poder en un acto de gobernanza que puede ser revisado e impugnado.</w:t>
-      </w:r>
-    </w:p>
-    <w:p>
-      <w:pPr>
-        <w:pStyle w:val="BlockText"/>
-      </w:pPr>
+      <w:r>
+        <w:t xml:space="preserve"> </w:t>
+      </w:r>
+      <w:r>
+        <w:t xml:space="preserve">&gt;</w:t>
+      </w:r>
+      <w:r>
+        <w:t xml:space="preserve"> </w:t>
+      </w:r>
+      <w:r>
+        <w:t xml:space="preserve">&gt; La expulsión es el poder más severo que la comunidad ejerce sobre una persona. Si puede ser ejercido por cualquiera con suficiente influencia social, la membresía no vale nada. Exigir una decisión concluida de rendición de cuentas en la Capa 4 — con motivos por escrito, una notificación y un período mínimo de bloqueo para re-solicitud — convierte la expulsión de un acto de poder en un acto de gobernanza que puede ser revisado e impugnado.</w:t>
+      </w:r>
+    </w:p>
+    <w:p>
+      <w:pPr>
+        <w:pStyle w:val="BodyText"/>
+      </w:pPr>
+      <w:r>
+        <w:t xml:space="preserve">&gt;</w:t>
+      </w:r>
+      <w:r>
+        <w:t xml:space="preserve"> </w:t>
+      </w:r>
       <w:r>
         <w:rPr>
           <w:b/>
@@ -573,13 +609,17 @@
         </w:rPr>
         <w:t xml:space="preserve">Instrucciones — Cómo completar esta sección</w:t>
       </w:r>
-    </w:p>
-    <w:p>
-      <w:pPr>
-        <w:pStyle w:val="BlockText"/>
-      </w:pPr>
-      <w:r>
-        <w:t xml:space="preserve">Indica que la salida forzada solo puede seguir a un proceso de rendición de cuentas concluido en la Capa 4. Define la notificación, la revocación de acceso, los registros conservados, el bloqueo de re-solicitud y la privacidad del registro de decisión.</w:t>
+      <w:r>
+        <w:t xml:space="preserve"> </w:t>
+      </w:r>
+      <w:r>
+        <w:t xml:space="preserve">&gt;</w:t>
+      </w:r>
+      <w:r>
+        <w:t xml:space="preserve"> </w:t>
+      </w:r>
+      <w:r>
+        <w:t xml:space="preserve">&gt; Indica que la salida forzada solo puede seguir a un proceso de rendición de cuentas concluido en la Capa 4. Define la notificación, la revocación de acceso, los registros conservados, el bloqueo de re-solicitud y la privacidad del registro de decisión.</w:t>
       </w:r>
     </w:p>
     <w:p>
@@ -767,8 +807,14 @@
     </w:p>
     <w:p>
       <w:pPr>
-        <w:pStyle w:val="BlockText"/>
-      </w:pPr>
+        <w:pStyle w:val="BodyText"/>
+      </w:pPr>
+      <w:r>
+        <w:t xml:space="preserve">&gt;</w:t>
+      </w:r>
+      <w:r>
+        <w:t xml:space="preserve"> </w:t>
+      </w:r>
       <w:r>
         <w:rPr>
           <w:b/>
@@ -776,19 +822,29 @@
         </w:rPr>
         <w:t xml:space="preserve">Justificación — ¿Por qué diseñar la suspensión con cuidado o no tenerla en absoluto</w:t>
       </w:r>
-    </w:p>
-    <w:p>
-      <w:pPr>
-        <w:pStyle w:val="BlockText"/>
-      </w:pPr>
-      <w:r>
-        <w:t xml:space="preserve">Un estado de suspensión mal diseñado es peor que ninguno — se convierte en una salida encubierta sin debido proceso, o en un limbo indefinido utilizado para castigar sin la rendición de cuentas de una expulsión completa. Si la comunidad no puede comprometerse con condiciones explícitas, límites temporales y mecanismos de revisión, es más seguro no tener una suspensión formal que tener una laxa.</w:t>
-      </w:r>
-    </w:p>
-    <w:p>
-      <w:pPr>
-        <w:pStyle w:val="BlockText"/>
-      </w:pPr>
+      <w:r>
+        <w:t xml:space="preserve"> </w:t>
+      </w:r>
+      <w:r>
+        <w:t xml:space="preserve">&gt;</w:t>
+      </w:r>
+      <w:r>
+        <w:t xml:space="preserve"> </w:t>
+      </w:r>
+      <w:r>
+        <w:t xml:space="preserve">&gt; Un estado de suspensión mal diseñado es peor que ninguno — se convierte en una salida encubierta sin debido proceso, o en un limbo indefinido utilizado para castigar sin la rendición de cuentas de una expulsión completa. Si la comunidad no puede comprometerse con condiciones explícitas, límites temporales y mecanismos de revisión, es más seguro no tener una suspensión formal que tener una laxa.</w:t>
+      </w:r>
+    </w:p>
+    <w:p>
+      <w:pPr>
+        <w:pStyle w:val="BodyText"/>
+      </w:pPr>
+      <w:r>
+        <w:t xml:space="preserve">&gt;</w:t>
+      </w:r>
+      <w:r>
+        <w:t xml:space="preserve"> </w:t>
+      </w:r>
       <w:r>
         <w:rPr>
           <w:b/>
@@ -796,18 +852,22 @@
         </w:rPr>
         <w:t xml:space="preserve">Instrucciones — Cómo completar esta sección</w:t>
       </w:r>
-    </w:p>
-    <w:p>
-      <w:pPr>
-        <w:pStyle w:val="BlockText"/>
-      </w:pPr>
-      <w:r>
-        <w:t xml:space="preserve">Define la suspensión explícitamente (condiciones de entrada, límites temporales, derechos durante la suspensión, mecanismo de revisión, salida) o indica que no existe una suspensión formal. No dejes esta sección ambigua.</w:t>
-      </w:r>
-    </w:p>
-    <w:p>
-      <w:pPr>
-        <w:pStyle w:val="FirstParagraph"/>
+      <w:r>
+        <w:t xml:space="preserve"> </w:t>
+      </w:r>
+      <w:r>
+        <w:t xml:space="preserve">&gt;</w:t>
+      </w:r>
+      <w:r>
+        <w:t xml:space="preserve"> </w:t>
+      </w:r>
+      <w:r>
+        <w:t xml:space="preserve">&gt; Define la suspensión explícitamente (condiciones de entrada, límites temporales, derechos durante la suspensión, mecanismo de revisión, salida) o indica que no existe una suspensión formal. No dejes esta sección ambigua.</w:t>
+      </w:r>
+    </w:p>
+    <w:p>
+      <w:pPr>
+        <w:pStyle w:val="BodyText"/>
       </w:pPr>
       <w:r>
         <w:rPr>
@@ -858,8 +918,14 @@
     </w:p>
     <w:p>
       <w:pPr>
-        <w:pStyle w:val="BlockText"/>
-      </w:pPr>
+        <w:pStyle w:val="BodyText"/>
+      </w:pPr>
+      <w:r>
+        <w:t xml:space="preserve">&gt;</w:t>
+      </w:r>
+      <w:r>
+        <w:t xml:space="preserve"> </w:t>
+      </w:r>
       <w:r>
         <w:rPr>
           <w:b/>
@@ -867,19 +933,29 @@
         </w:rPr>
         <w:t xml:space="preserve">Justificación — ¿Por qué enumerar los pasos de separación</w:t>
       </w:r>
-    </w:p>
-    <w:p>
-      <w:pPr>
-        <w:pStyle w:val="BlockText"/>
-      </w:pPr>
-      <w:r>
-        <w:t xml:space="preserve">Cuando alguien se va, cada hilo sin cerrar — un rol que nadie dejó vacante, una clave de billetera aún activa, una tarea aún asignada — se convierte en una superficie de ataque activa o una brecha operativa. Una lista de verificación obliga a cerrar estos hilos deliberadamente, en lugar de descubrirlos meses después cuando algo falla o alguien abusa de un acceso que ya no debería tener.</w:t>
-      </w:r>
-    </w:p>
-    <w:p>
-      <w:pPr>
-        <w:pStyle w:val="BlockText"/>
-      </w:pPr>
+      <w:r>
+        <w:t xml:space="preserve"> </w:t>
+      </w:r>
+      <w:r>
+        <w:t xml:space="preserve">&gt;</w:t>
+      </w:r>
+      <w:r>
+        <w:t xml:space="preserve"> </w:t>
+      </w:r>
+      <w:r>
+        <w:t xml:space="preserve">&gt; Cuando alguien se va, cada hilo sin cerrar — un rol que nadie dejó vacante, una clave de billetera aún activa, una tarea aún asignada — se convierte en una superficie de ataque activa o una brecha operativa. Una lista de verificación obliga a cerrar estos hilos deliberadamente, en lugar de descubrirlos meses después cuando algo falla o alguien abusa de un acceso que ya no debería tener.</w:t>
+      </w:r>
+    </w:p>
+    <w:p>
+      <w:pPr>
+        <w:pStyle w:val="BodyText"/>
+      </w:pPr>
+      <w:r>
+        <w:t xml:space="preserve">&gt;</w:t>
+      </w:r>
+      <w:r>
+        <w:t xml:space="preserve"> </w:t>
+      </w:r>
       <w:r>
         <w:rPr>
           <w:b/>
@@ -887,18 +963,22 @@
         </w:rPr>
         <w:t xml:space="preserve">Instrucciones — Cómo completar esta sección</w:t>
       </w:r>
-    </w:p>
-    <w:p>
-      <w:pPr>
-        <w:pStyle w:val="BlockText"/>
-      </w:pPr>
-      <w:r>
-        <w:t xml:space="preserve">Proporciona una lista de verificación que se aplique tanto a salidas voluntarias como forzadas. Incluye la desocupación de roles, la liberación de tareas, la eliminación de acceso a instrumentos financieros, la revocación de administración de plataformas y la resolución de obligaciones pendientes.</w:t>
-      </w:r>
-    </w:p>
-    <w:p>
-      <w:pPr>
-        <w:pStyle w:val="FirstParagraph"/>
+      <w:r>
+        <w:t xml:space="preserve"> </w:t>
+      </w:r>
+      <w:r>
+        <w:t xml:space="preserve">&gt;</w:t>
+      </w:r>
+      <w:r>
+        <w:t xml:space="preserve"> </w:t>
+      </w:r>
+      <w:r>
+        <w:t xml:space="preserve">&gt; Proporciona una lista de verificación que se aplique tanto a salidas voluntarias como forzadas. Incluye la desocupación de roles, la liberación de tareas, la eliminación de acceso a instrumentos financieros, la revocación de administración de plataformas y la resolución de obligaciones pendientes.</w:t>
+      </w:r>
+    </w:p>
+    <w:p>
+      <w:pPr>
+        <w:pStyle w:val="BodyText"/>
       </w:pPr>
       <w:r>
         <w:t xml:space="preserve">Los siguientes pasos de separación se aplican tanto a salidas voluntarias como forzadas:</w:t>
@@ -912,6 +992,13 @@
           <w:numId w:val="1005"/>
         </w:numPr>
       </w:pPr>
+      <w:r>
+        <w:rPr>
+          <w:i/>
+          <w:iCs/>
+        </w:rPr>
+        <w:t xml:space="preserve">&lt;Los roles ocupados DEBEN ser desocupados y documentados en el Registro de Roles.&gt;</w:t>
+      </w:r>
     </w:p>
     <w:p>
       <w:pPr>
@@ -921,6 +1008,13 @@
           <w:numId w:val="1005"/>
         </w:numPr>
       </w:pPr>
+      <w:r>
+        <w:rPr>
+          <w:i/>
+          <w:iCs/>
+        </w:rPr>
+        <w:t xml:space="preserve">&lt;Las tareas en curso DEBEN ser liberadas o traspasadas.&gt;</w:t>
+      </w:r>
     </w:p>
     <w:p>
       <w:pPr>
@@ -946,6 +1040,13 @@
           <w:numId w:val="1005"/>
         </w:numPr>
       </w:pPr>
+      <w:r>
+        <w:rPr>
+          <w:i/>
+          <w:iCs/>
+        </w:rPr>
+        <w:t xml:space="preserve">&lt;Todo acceso administrativo a plataformas DEBE ser revocado.&gt;</w:t>
+      </w:r>
     </w:p>
     <w:p>
       <w:pPr>
@@ -997,6 +1098,9 @@
       </w:r>
       <w:r>
         <w:t xml:space="preserve"> </w:t>
+      </w:r>
+      <w:r>
+        <w:t xml:space="preserve">&lt;AAAA-MM-DD&gt;</w:t>
       </w:r>
     </w:p>
     <w:p>

--- a/static/downloads/es/docx/layer-1/exit-protocol.docx
+++ b/static/downloads/es/docx/layer-1/exit-protocol.docx
@@ -87,7 +87,7 @@
         <w:t xml:space="preserve"> </w:t>
       </w:r>
       <w:r>
-        <w:t xml:space="preserve">2026-07-07</w:t>
+        <w:t xml:space="preserve">2026-08-31</w:t>
       </w:r>
     </w:p>
     <w:p>
